--- a/light-color/files/01_光與顏色_三堂教案台詞_SEL融入版.docx
+++ b/light-color/files/01_光與顏色_三堂教案台詞_SEL融入版.docx
@@ -4,30 +4,30 @@
   <w:body>
     <w:p>
       <w:pPr>
+        <w:spacing w:before="0" w:after="40" w:line="264" w:lineRule="auto"/>
         <w:jc w:val="center"/>
-        <w:spacing w:before="0" w:after="40" w:line="264" w:lineRule="auto"/>
       </w:pPr>
       <w:r>
         <w:rPr>
+          <w:b/>
+          <w:color w:val="0B4A6F"/>
           <w:sz w:val="36"/>
           <w:szCs w:val="36"/>
-          <w:b/>
-          <w:color w:val="0B4A6F"/>
         </w:rPr>
         <w:t xml:space="preserve">光線特勤隊・任務三 光與顏色｜三堂課教案台詞（SEL 融入版）</w:t>
       </w:r>
     </w:p>
     <w:p>
       <w:pPr>
+        <w:spacing w:before="0" w:after="120" w:line="264" w:lineRule="auto"/>
         <w:jc w:val="center"/>
-        <w:spacing w:before="0" w:after="120" w:line="264" w:lineRule="auto"/>
       </w:pPr>
       <w:r>
         <w:rPr>
+          <w:b/>
+          <w:color w:val="C0392B"/>
           <w:sz w:val="22"/>
           <w:szCs w:val="22"/>
-          <w:b/>
-          <w:color w:val="C0392B"/>
         </w:rPr>
         <w:t xml:space="preserve">竹東國中 自然科｜翰林二上 4-5 色散與顏色｜Ka-IV-10、Ka-IV-11｜po-IV-1、tr-IV-1、ai-IV-2、ah-IV-2</w:t>
       </w:r>
@@ -38,86 +38,86 @@
       </w:pPr>
       <w:r>
         <w:rPr>
-          <w:sz w:val="20"/>
-          <w:szCs w:val="20"/>
-          <w:b/>
+          <w:b/>
+          <w:sz w:val="20"/>
+          <w:szCs w:val="20"/>
         </w:rPr>
         <w:t xml:space="preserve">SEL 五能力標註：</w:t>
       </w:r>
       <w:r>
         <w:rPr>
+          <w:b/>
+          <w:color w:val="4A2A00"/>
           <w:sz w:val="18"/>
           <w:szCs w:val="18"/>
+          <w:shd w:val="clear" w:color="auto" w:fill="FFE9A8"/>
+        </w:rPr>
+        <w:t xml:space="preserve"> 自我覺察 </w:t>
+      </w:r>
+      <w:r>
+        <w:rPr>
+          <w:sz w:val="20"/>
+          <w:szCs w:val="20"/>
+        </w:rPr>
+        <w:t xml:space="preserve"> 認識自己的感受與想法　</w:t>
+      </w:r>
+      <w:r>
+        <w:rPr>
           <w:b/>
           <w:color w:val="4A2A00"/>
-          <w:shd w:val="clear" w:color="auto" w:fill="FFE9A8"/>
-        </w:rPr>
-        <w:t xml:space="preserve"> 自我覺察 </w:t>
-      </w:r>
-      <w:r>
-        <w:rPr>
-          <w:sz w:val="20"/>
-          <w:szCs w:val="20"/>
-        </w:rPr>
-        <w:t xml:space="preserve"> 認識自己的感受與想法　</w:t>
-      </w:r>
-      <w:r>
-        <w:rPr>
           <w:sz w:val="18"/>
           <w:szCs w:val="18"/>
+          <w:shd w:val="clear" w:color="auto" w:fill="FFE9A8"/>
+        </w:rPr>
+        <w:t xml:space="preserve"> 自我管理 </w:t>
+      </w:r>
+      <w:r>
+        <w:rPr>
+          <w:sz w:val="20"/>
+          <w:szCs w:val="20"/>
+        </w:rPr>
+        <w:t xml:space="preserve"> 等待、預告、深呼吸、遵守關燈規則　</w:t>
+      </w:r>
+      <w:r>
+        <w:rPr>
           <w:b/>
           <w:color w:val="4A2A00"/>
-          <w:shd w:val="clear" w:color="auto" w:fill="FFE9A8"/>
-        </w:rPr>
-        <w:t xml:space="preserve"> 自我管理 </w:t>
-      </w:r>
-      <w:r>
-        <w:rPr>
-          <w:sz w:val="20"/>
-          <w:szCs w:val="20"/>
-        </w:rPr>
-        <w:t xml:space="preserve"> 等待、預告、深呼吸、遵守關燈規則　</w:t>
-      </w:r>
-      <w:r>
-        <w:rPr>
           <w:sz w:val="18"/>
           <w:szCs w:val="18"/>
+          <w:shd w:val="clear" w:color="auto" w:fill="FFE9A8"/>
+        </w:rPr>
+        <w:t xml:space="preserve"> 社會覺察 </w:t>
+      </w:r>
+      <w:r>
+        <w:rPr>
+          <w:sz w:val="20"/>
+          <w:szCs w:val="20"/>
+        </w:rPr>
+        <w:t xml:space="preserve"> 看見同學需要　</w:t>
+      </w:r>
+      <w:r>
+        <w:rPr>
           <w:b/>
           <w:color w:val="4A2A00"/>
-          <w:shd w:val="clear" w:color="auto" w:fill="FFE9A8"/>
-        </w:rPr>
-        <w:t xml:space="preserve"> 社會覺察 </w:t>
-      </w:r>
-      <w:r>
-        <w:rPr>
-          <w:sz w:val="20"/>
-          <w:szCs w:val="20"/>
-        </w:rPr>
-        <w:t xml:space="preserve"> 看見同學需要　</w:t>
-      </w:r>
-      <w:r>
-        <w:rPr>
           <w:sz w:val="18"/>
           <w:szCs w:val="18"/>
+          <w:shd w:val="clear" w:color="auto" w:fill="FFE9A8"/>
+        </w:rPr>
+        <w:t xml:space="preserve"> 人際技巧 </w:t>
+      </w:r>
+      <w:r>
+        <w:rPr>
+          <w:sz w:val="20"/>
+          <w:szCs w:val="20"/>
+        </w:rPr>
+        <w:t xml:space="preserve"> 兩人一組合作、輪流、分享　</w:t>
+      </w:r>
+      <w:r>
+        <w:rPr>
           <w:b/>
           <w:color w:val="4A2A00"/>
-          <w:shd w:val="clear" w:color="auto" w:fill="FFE9A8"/>
-        </w:rPr>
-        <w:t xml:space="preserve"> 人際技巧 </w:t>
-      </w:r>
-      <w:r>
-        <w:rPr>
-          <w:sz w:val="20"/>
-          <w:szCs w:val="20"/>
-        </w:rPr>
-        <w:t xml:space="preserve"> 兩人一組合作、輪流、分享　</w:t>
-      </w:r>
-      <w:r>
-        <w:rPr>
           <w:sz w:val="18"/>
           <w:szCs w:val="18"/>
-          <w:b/>
-          <w:color w:val="4A2A00"/>
           <w:shd w:val="clear" w:color="auto" w:fill="FFE9A8"/>
         </w:rPr>
         <w:t xml:space="preserve"> 負責任決策 </w:t>
@@ -136,10 +136,10 @@
       </w:pPr>
       <w:r>
         <w:rPr>
-          <w:sz w:val="20"/>
-          <w:szCs w:val="20"/>
           <w:b/>
           <w:color w:val="0B6FA4"/>
+          <w:sz w:val="20"/>
+          <w:szCs w:val="20"/>
         </w:rPr>
         <w:t xml:space="preserve">每堂固定儀式：</w:t>
       </w:r>
@@ -157,10 +157,10 @@
       </w:pPr>
       <w:r>
         <w:rPr>
+          <w:b/>
+          <w:color w:val="0B6FA4"/>
           <w:sz w:val="30"/>
           <w:szCs w:val="30"/>
-          <w:b/>
-          <w:color w:val="0B6FA4"/>
         </w:rPr>
         <w:t xml:space="preserve">課 A｜白光的祕密（第1節 看懂母題）　甲班週一・乙班週三</w:t>
       </w:r>
@@ -171,9 +171,9 @@
       </w:pPr>
       <w:r>
         <w:rPr>
-          <w:sz w:val="20"/>
-          <w:szCs w:val="20"/>
-          <w:b/>
+          <w:b/>
+          <w:sz w:val="20"/>
+          <w:szCs w:val="20"/>
         </w:rPr>
         <w:t xml:space="preserve">核心概念：</w:t>
       </w:r>
@@ -186,9 +186,9 @@
       </w:r>
       <w:r>
         <w:rPr>
-          <w:sz w:val="20"/>
-          <w:szCs w:val="20"/>
-          <w:b/>
+          <w:b/>
+          <w:sz w:val="20"/>
+          <w:szCs w:val="20"/>
         </w:rPr>
         <w:t xml:space="preserve">生活主線：</w:t>
       </w:r>
@@ -201,9 +201,9 @@
       </w:r>
       <w:r>
         <w:rPr>
-          <w:sz w:val="20"/>
-          <w:szCs w:val="20"/>
-          <w:b/>
+          <w:b/>
+          <w:sz w:val="20"/>
+          <w:szCs w:val="20"/>
         </w:rPr>
         <w:t xml:space="preserve">開場謎題：</w:t>
       </w:r>
@@ -221,9 +221,9 @@
       </w:pPr>
       <w:r>
         <w:rPr>
-          <w:sz w:val="20"/>
-          <w:szCs w:val="20"/>
-          <w:b/>
+          <w:b/>
+          <w:sz w:val="20"/>
+          <w:szCs w:val="20"/>
         </w:rPr>
         <w:t xml:space="preserve">網站：</w:t>
       </w:r>
@@ -261,10 +261,10 @@
             </w:pPr>
             <w:r>
               <w:rPr>
-                <w:sz w:val="20"/>
-                <w:szCs w:val="20"/>
                 <w:b/>
                 <w:color w:val="FFFFFF"/>
+                <w:sz w:val="20"/>
+                <w:szCs w:val="20"/>
               </w:rPr>
               <w:t xml:space="preserve">段落/時間</w:t>
             </w:r>
@@ -282,10 +282,10 @@
             </w:pPr>
             <w:r>
               <w:rPr>
-                <w:sz w:val="20"/>
-                <w:szCs w:val="20"/>
                 <w:b/>
                 <w:color w:val="FFFFFF"/>
+                <w:sz w:val="20"/>
+                <w:szCs w:val="20"/>
               </w:rPr>
               <w:t xml:space="preserve">教師逐字台詞（簡單句→接專有名詞）</w:t>
             </w:r>
@@ -303,10 +303,10 @@
             </w:pPr>
             <w:r>
               <w:rPr>
-                <w:sz w:val="20"/>
-                <w:szCs w:val="20"/>
                 <w:b/>
                 <w:color w:val="FFFFFF"/>
+                <w:sz w:val="20"/>
+                <w:szCs w:val="20"/>
               </w:rPr>
               <w:t xml:space="preserve">學生做什麼 🔵操作／🟠推理</w:t>
             </w:r>
@@ -324,10 +324,10 @@
             </w:pPr>
             <w:r>
               <w:rPr>
-                <w:sz w:val="20"/>
-                <w:szCs w:val="20"/>
                 <w:b/>
                 <w:color w:val="FFFFFF"/>
+                <w:sz w:val="20"/>
+                <w:szCs w:val="20"/>
               </w:rPr>
               <w:t xml:space="preserve">帶法・提示・等待</w:t>
             </w:r>
@@ -347,10 +347,10 @@
             </w:pPr>
             <w:r>
               <w:rPr>
-                <w:sz w:val="20"/>
-                <w:szCs w:val="20"/>
                 <w:b/>
                 <w:color w:val="0B4A6F"/>
+                <w:sz w:val="20"/>
+                <w:szCs w:val="20"/>
               </w:rPr>
               <w:t xml:space="preserve">簽到 3′</w:t>
             </w:r>
@@ -424,10 +424,10 @@
             </w:pPr>
             <w:r>
               <w:rPr>
-                <w:sz w:val="20"/>
-                <w:szCs w:val="20"/>
                 <w:b/>
                 <w:color w:val="0B4A6F"/>
+                <w:sz w:val="20"/>
+                <w:szCs w:val="20"/>
               </w:rPr>
               <w:t xml:space="preserve">動機 4′</w:t>
             </w:r>
@@ -501,10 +501,10 @@
             </w:pPr>
             <w:r>
               <w:rPr>
-                <w:sz w:val="20"/>
-                <w:szCs w:val="20"/>
                 <w:b/>
                 <w:color w:val="0B4A6F"/>
+                <w:sz w:val="20"/>
+                <w:szCs w:val="20"/>
               </w:rPr>
               <w:t xml:space="preserve">探索 10′</w:t>
             </w:r>
@@ -578,10 +578,10 @@
             </w:pPr>
             <w:r>
               <w:rPr>
-                <w:sz w:val="20"/>
-                <w:szCs w:val="20"/>
                 <w:b/>
                 <w:color w:val="0B4A6F"/>
+                <w:sz w:val="20"/>
+                <w:szCs w:val="20"/>
               </w:rPr>
               <w:t xml:space="preserve">建構 10′</w:t>
             </w:r>
@@ -655,10 +655,10 @@
             </w:pPr>
             <w:r>
               <w:rPr>
-                <w:sz w:val="20"/>
-                <w:szCs w:val="20"/>
                 <w:b/>
                 <w:color w:val="0B4A6F"/>
+                <w:sz w:val="20"/>
+                <w:szCs w:val="20"/>
               </w:rPr>
               <w:t xml:space="preserve">應用 10′</w:t>
             </w:r>
@@ -732,10 +732,10 @@
             </w:pPr>
             <w:r>
               <w:rPr>
-                <w:sz w:val="20"/>
-                <w:szCs w:val="20"/>
                 <w:b/>
                 <w:color w:val="0B4A6F"/>
+                <w:sz w:val="20"/>
+                <w:szCs w:val="20"/>
               </w:rPr>
               <w:t xml:space="preserve">統整 5′</w:t>
             </w:r>
@@ -815,10 +815,10 @@
       </w:pPr>
       <w:r>
         <w:rPr>
-          <w:sz w:val="20"/>
-          <w:szCs w:val="20"/>
           <w:b/>
           <w:color w:val="C0392B"/>
+          <w:sz w:val="20"/>
+          <w:szCs w:val="20"/>
         </w:rPr>
         <w:t xml:space="preserve">迷思：</w:t>
       </w:r>
@@ -831,10 +831,10 @@
       </w:r>
       <w:r>
         <w:rPr>
-          <w:sz w:val="20"/>
-          <w:szCs w:val="20"/>
           <w:b/>
           <w:color w:val="C0392B"/>
+          <w:sz w:val="20"/>
+          <w:szCs w:val="20"/>
         </w:rPr>
         <w:t xml:space="preserve">評量：</w:t>
       </w:r>
@@ -857,10 +857,10 @@
       </w:pPr>
       <w:r>
         <w:rPr>
+          <w:b/>
+          <w:color w:val="0B6FA4"/>
           <w:sz w:val="30"/>
           <w:szCs w:val="30"/>
-          <w:b/>
-          <w:color w:val="0B6FA4"/>
         </w:rPr>
         <w:t xml:space="preserve">課 B｜混光魔法・白光大解密（第2節 動手探究）　甲班週三・乙班週五第6節</w:t>
       </w:r>
@@ -871,9 +871,9 @@
       </w:pPr>
       <w:r>
         <w:rPr>
-          <w:sz w:val="20"/>
-          <w:szCs w:val="20"/>
-          <w:b/>
+          <w:b/>
+          <w:sz w:val="20"/>
+          <w:szCs w:val="20"/>
         </w:rPr>
         <w:t xml:space="preserve">核心概念：</w:t>
       </w:r>
@@ -886,9 +886,9 @@
       </w:r>
       <w:r>
         <w:rPr>
-          <w:sz w:val="20"/>
-          <w:szCs w:val="20"/>
-          <w:b/>
+          <w:b/>
+          <w:sz w:val="20"/>
+          <w:szCs w:val="20"/>
         </w:rPr>
         <w:t xml:space="preserve">生活主線：</w:t>
       </w:r>
@@ -901,9 +901,9 @@
       </w:r>
       <w:r>
         <w:rPr>
-          <w:sz w:val="20"/>
-          <w:szCs w:val="20"/>
-          <w:b/>
+          <w:b/>
+          <w:sz w:val="20"/>
+          <w:szCs w:val="20"/>
         </w:rPr>
         <w:t xml:space="preserve">開場謎題：</w:t>
       </w:r>
@@ -921,9 +921,9 @@
       </w:pPr>
       <w:r>
         <w:rPr>
-          <w:sz w:val="20"/>
-          <w:szCs w:val="20"/>
-          <w:b/>
+          <w:b/>
+          <w:sz w:val="20"/>
+          <w:szCs w:val="20"/>
         </w:rPr>
         <w:t xml:space="preserve">網站：</w:t>
       </w:r>
@@ -961,10 +961,10 @@
             </w:pPr>
             <w:r>
               <w:rPr>
-                <w:sz w:val="20"/>
-                <w:szCs w:val="20"/>
                 <w:b/>
                 <w:color w:val="FFFFFF"/>
+                <w:sz w:val="20"/>
+                <w:szCs w:val="20"/>
               </w:rPr>
               <w:t xml:space="preserve">段落/時間</w:t>
             </w:r>
@@ -982,10 +982,10 @@
             </w:pPr>
             <w:r>
               <w:rPr>
-                <w:sz w:val="20"/>
-                <w:szCs w:val="20"/>
                 <w:b/>
                 <w:color w:val="FFFFFF"/>
+                <w:sz w:val="20"/>
+                <w:szCs w:val="20"/>
               </w:rPr>
               <w:t xml:space="preserve">教師逐字台詞（簡單句→接專有名詞）</w:t>
             </w:r>
@@ -1003,10 +1003,10 @@
             </w:pPr>
             <w:r>
               <w:rPr>
-                <w:sz w:val="20"/>
-                <w:szCs w:val="20"/>
                 <w:b/>
                 <w:color w:val="FFFFFF"/>
+                <w:sz w:val="20"/>
+                <w:szCs w:val="20"/>
               </w:rPr>
               <w:t xml:space="preserve">學生做什麼 🔵操作／🟠推理</w:t>
             </w:r>
@@ -1024,10 +1024,10 @@
             </w:pPr>
             <w:r>
               <w:rPr>
-                <w:sz w:val="20"/>
-                <w:szCs w:val="20"/>
                 <w:b/>
                 <w:color w:val="FFFFFF"/>
+                <w:sz w:val="20"/>
+                <w:szCs w:val="20"/>
               </w:rPr>
               <w:t xml:space="preserve">帶法・提示・等待</w:t>
             </w:r>
@@ -1047,10 +1047,10 @@
             </w:pPr>
             <w:r>
               <w:rPr>
-                <w:sz w:val="20"/>
-                <w:szCs w:val="20"/>
                 <w:b/>
                 <w:color w:val="0B4A6F"/>
+                <w:sz w:val="20"/>
+                <w:szCs w:val="20"/>
               </w:rPr>
               <w:t xml:space="preserve">簽到 3′</w:t>
             </w:r>
@@ -1124,10 +1124,10 @@
             </w:pPr>
             <w:r>
               <w:rPr>
-                <w:sz w:val="20"/>
-                <w:szCs w:val="20"/>
                 <w:b/>
                 <w:color w:val="0B4A6F"/>
+                <w:sz w:val="20"/>
+                <w:szCs w:val="20"/>
               </w:rPr>
               <w:t xml:space="preserve">動機 4′</w:t>
             </w:r>
@@ -1201,10 +1201,10 @@
             </w:pPr>
             <w:r>
               <w:rPr>
-                <w:sz w:val="20"/>
-                <w:szCs w:val="20"/>
                 <w:b/>
                 <w:color w:val="0B4A6F"/>
+                <w:sz w:val="20"/>
+                <w:szCs w:val="20"/>
               </w:rPr>
               <w:t xml:space="preserve">探索 12′</w:t>
             </w:r>
@@ -1278,10 +1278,10 @@
             </w:pPr>
             <w:r>
               <w:rPr>
-                <w:sz w:val="20"/>
-                <w:szCs w:val="20"/>
                 <w:b/>
                 <w:color w:val="0B4A6F"/>
+                <w:sz w:val="20"/>
+                <w:szCs w:val="20"/>
               </w:rPr>
               <w:t xml:space="preserve">建構 10′</w:t>
             </w:r>
@@ -1355,10 +1355,10 @@
             </w:pPr>
             <w:r>
               <w:rPr>
-                <w:sz w:val="20"/>
-                <w:szCs w:val="20"/>
                 <w:b/>
                 <w:color w:val="0B4A6F"/>
+                <w:sz w:val="20"/>
+                <w:szCs w:val="20"/>
               </w:rPr>
               <w:t xml:space="preserve">應用 8′</w:t>
             </w:r>
@@ -1432,10 +1432,10 @@
             </w:pPr>
             <w:r>
               <w:rPr>
-                <w:sz w:val="20"/>
-                <w:szCs w:val="20"/>
                 <w:b/>
                 <w:color w:val="0B4A6F"/>
+                <w:sz w:val="20"/>
+                <w:szCs w:val="20"/>
               </w:rPr>
               <w:t xml:space="preserve">統整 5′</w:t>
             </w:r>
@@ -1515,10 +1515,10 @@
       </w:pPr>
       <w:r>
         <w:rPr>
-          <w:sz w:val="20"/>
-          <w:szCs w:val="20"/>
           <w:b/>
           <w:color w:val="C0392B"/>
+          <w:sz w:val="20"/>
+          <w:szCs w:val="20"/>
         </w:rPr>
         <w:t xml:space="preserve">迷思：</w:t>
       </w:r>
@@ -1531,10 +1531,10 @@
       </w:r>
       <w:r>
         <w:rPr>
-          <w:sz w:val="20"/>
-          <w:szCs w:val="20"/>
           <w:b/>
           <w:color w:val="C0392B"/>
+          <w:sz w:val="20"/>
+          <w:szCs w:val="20"/>
         </w:rPr>
         <w:t xml:space="preserve">評量：</w:t>
       </w:r>
@@ -1557,10 +1557,10 @@
       </w:pPr>
       <w:r>
         <w:rPr>
+          <w:b/>
+          <w:color w:val="0B6FA4"/>
           <w:sz w:val="30"/>
           <w:szCs w:val="30"/>
-          <w:b/>
-          <w:color w:val="0B6FA4"/>
         </w:rPr>
         <w:t xml:space="preserve">課 C｜顏色偵探・結案報告（第3節 整理與應用）　甲班週五・乙班週五第7節</w:t>
       </w:r>
@@ -1571,9 +1571,9 @@
       </w:pPr>
       <w:r>
         <w:rPr>
-          <w:sz w:val="20"/>
-          <w:szCs w:val="20"/>
-          <w:b/>
+          <w:b/>
+          <w:sz w:val="20"/>
+          <w:szCs w:val="20"/>
         </w:rPr>
         <w:t xml:space="preserve">核心概念：</w:t>
       </w:r>
@@ -1586,9 +1586,9 @@
       </w:r>
       <w:r>
         <w:rPr>
-          <w:sz w:val="20"/>
-          <w:szCs w:val="20"/>
-          <w:b/>
+          <w:b/>
+          <w:sz w:val="20"/>
+          <w:szCs w:val="20"/>
         </w:rPr>
         <w:t xml:space="preserve">生活主線：</w:t>
       </w:r>
@@ -1601,9 +1601,9 @@
       </w:r>
       <w:r>
         <w:rPr>
-          <w:sz w:val="20"/>
-          <w:szCs w:val="20"/>
-          <w:b/>
+          <w:b/>
+          <w:sz w:val="20"/>
+          <w:szCs w:val="20"/>
         </w:rPr>
         <w:t xml:space="preserve">開場謎題回收：</w:t>
       </w:r>
@@ -1621,9 +1621,9 @@
       </w:pPr>
       <w:r>
         <w:rPr>
-          <w:sz w:val="20"/>
-          <w:szCs w:val="20"/>
-          <w:b/>
+          <w:b/>
+          <w:sz w:val="20"/>
+          <w:szCs w:val="20"/>
         </w:rPr>
         <w:t xml:space="preserve">網站：</w:t>
       </w:r>
@@ -1661,10 +1661,10 @@
             </w:pPr>
             <w:r>
               <w:rPr>
-                <w:sz w:val="20"/>
-                <w:szCs w:val="20"/>
                 <w:b/>
                 <w:color w:val="FFFFFF"/>
+                <w:sz w:val="20"/>
+                <w:szCs w:val="20"/>
               </w:rPr>
               <w:t xml:space="preserve">段落/時間</w:t>
             </w:r>
@@ -1682,10 +1682,10 @@
             </w:pPr>
             <w:r>
               <w:rPr>
-                <w:sz w:val="20"/>
-                <w:szCs w:val="20"/>
                 <w:b/>
                 <w:color w:val="FFFFFF"/>
+                <w:sz w:val="20"/>
+                <w:szCs w:val="20"/>
               </w:rPr>
               <w:t xml:space="preserve">教師逐字台詞（簡單句→接專有名詞）</w:t>
             </w:r>
@@ -1703,10 +1703,10 @@
             </w:pPr>
             <w:r>
               <w:rPr>
-                <w:sz w:val="20"/>
-                <w:szCs w:val="20"/>
                 <w:b/>
                 <w:color w:val="FFFFFF"/>
+                <w:sz w:val="20"/>
+                <w:szCs w:val="20"/>
               </w:rPr>
               <w:t xml:space="preserve">學生做什麼 🔵操作／🟠推理</w:t>
             </w:r>
@@ -1724,10 +1724,10 @@
             </w:pPr>
             <w:r>
               <w:rPr>
-                <w:sz w:val="20"/>
-                <w:szCs w:val="20"/>
                 <w:b/>
                 <w:color w:val="FFFFFF"/>
+                <w:sz w:val="20"/>
+                <w:szCs w:val="20"/>
               </w:rPr>
               <w:t xml:space="preserve">帶法・提示・等待</w:t>
             </w:r>
@@ -1747,10 +1747,10 @@
             </w:pPr>
             <w:r>
               <w:rPr>
-                <w:sz w:val="20"/>
-                <w:szCs w:val="20"/>
                 <w:b/>
                 <w:color w:val="0B4A6F"/>
+                <w:sz w:val="20"/>
+                <w:szCs w:val="20"/>
               </w:rPr>
               <w:t xml:space="preserve">簽到 3′</w:t>
             </w:r>
@@ -1824,10 +1824,10 @@
             </w:pPr>
             <w:r>
               <w:rPr>
-                <w:sz w:val="20"/>
-                <w:szCs w:val="20"/>
                 <w:b/>
                 <w:color w:val="0B4A6F"/>
+                <w:sz w:val="20"/>
+                <w:szCs w:val="20"/>
               </w:rPr>
               <w:t xml:space="preserve">證據回顧 5′</w:t>
             </w:r>
@@ -1901,10 +1901,10 @@
             </w:pPr>
             <w:r>
               <w:rPr>
-                <w:sz w:val="20"/>
-                <w:szCs w:val="20"/>
                 <w:b/>
                 <w:color w:val="0B4A6F"/>
+                <w:sz w:val="20"/>
+                <w:szCs w:val="20"/>
               </w:rPr>
               <w:t xml:space="preserve">案件一 8′</w:t>
             </w:r>
@@ -1978,10 +1978,10 @@
             </w:pPr>
             <w:r>
               <w:rPr>
-                <w:sz w:val="20"/>
-                <w:szCs w:val="20"/>
                 <w:b/>
                 <w:color w:val="0B4A6F"/>
+                <w:sz w:val="20"/>
+                <w:szCs w:val="20"/>
               </w:rPr>
               <w:t xml:space="preserve">案件二 6′</w:t>
             </w:r>
@@ -2055,10 +2055,10 @@
             </w:pPr>
             <w:r>
               <w:rPr>
-                <w:sz w:val="20"/>
-                <w:szCs w:val="20"/>
                 <w:b/>
                 <w:color w:val="0B4A6F"/>
+                <w:sz w:val="20"/>
+                <w:szCs w:val="20"/>
               </w:rPr>
               <w:t xml:space="preserve">案件三 6′</w:t>
             </w:r>
@@ -2132,10 +2132,10 @@
             </w:pPr>
             <w:r>
               <w:rPr>
-                <w:sz w:val="20"/>
-                <w:szCs w:val="20"/>
                 <w:b/>
                 <w:color w:val="0B4A6F"/>
+                <w:sz w:val="20"/>
+                <w:szCs w:val="20"/>
               </w:rPr>
               <w:t xml:space="preserve">應用 8′</w:t>
             </w:r>
@@ -2209,10 +2209,10 @@
             </w:pPr>
             <w:r>
               <w:rPr>
-                <w:sz w:val="20"/>
-                <w:szCs w:val="20"/>
                 <w:b/>
                 <w:color w:val="0B4A6F"/>
+                <w:sz w:val="20"/>
+                <w:szCs w:val="20"/>
               </w:rPr>
               <w:t xml:space="preserve">統整 4′</w:t>
             </w:r>
@@ -2292,10 +2292,10 @@
       </w:pPr>
       <w:r>
         <w:rPr>
-          <w:sz w:val="20"/>
-          <w:szCs w:val="20"/>
           <w:b/>
           <w:color w:val="C0392B"/>
+          <w:sz w:val="20"/>
+          <w:szCs w:val="20"/>
         </w:rPr>
         <w:t xml:space="preserve">迷思：</w:t>
       </w:r>
@@ -2308,10 +2308,10 @@
       </w:r>
       <w:r>
         <w:rPr>
-          <w:sz w:val="20"/>
-          <w:szCs w:val="20"/>
           <w:b/>
           <w:color w:val="C0392B"/>
+          <w:sz w:val="20"/>
+          <w:szCs w:val="20"/>
         </w:rPr>
         <w:t xml:space="preserve">評量：</w:t>
       </w:r>
@@ -2329,9 +2329,9 @@
       </w:pPr>
       <w:r>
         <w:rPr>
-          <w:sz w:val="20"/>
-          <w:szCs w:val="20"/>
           <w:color w:val="666666"/>
+          <w:sz w:val="20"/>
+          <w:szCs w:val="20"/>
         </w:rPr>
         <w:t xml:space="preserve">評量記錄（三堂共用）：每位學生每堂記 2–3 個關鍵行為：概念（對/半/未）｜反應方式（說/指/操作）｜提示層級（3/2/1/0）。連續三次資料可接 IEP。</w:t>
       </w:r>
